--- a/docs/dokumen-aplikasi/dokumen-teknis-cipansor.docx
+++ b/docs/dokumen-aplikasi/dokumen-teknis-cipansor.docx
@@ -1,6 +1,6 @@
 
 <file path=word/document.xml><?xml version="1.0" encoding="utf-8"?>
-<w:document xmlns:o="urn:schemas-microsoft-com:office:office" xmlns:r="http://schemas.openxmlformats.org/officeDocument/2006/relationships" xmlns:v="urn:schemas-microsoft-com:vml" xmlns:w="http://schemas.openxmlformats.org/wordprocessingml/2006/main" xmlns:w10="urn:schemas-microsoft-com:office:word" xmlns:wp="http://schemas.openxmlformats.org/drawingml/2006/wordprocessingDrawing" xmlns:wps="http://schemas.microsoft.com/office/word/2010/wordprocessingShape" xmlns:wpg="http://schemas.microsoft.com/office/word/2010/wordprocessingGroup" xmlns:mc="http://schemas.openxmlformats.org/markup-compatibility/2006" xmlns:wp14="http://schemas.microsoft.com/office/word/2010/wordprocessingDrawing" xmlns:w14="http://schemas.microsoft.com/office/word/2010/wordml" xmlns:w15="http://schemas.microsoft.com/office/word/2012/wordml" mc:Ignorable="w14 wp14 w15">
+<w:document xmlns:o="urn:schemas-microsoft-com:office:office" xmlns:r="http://schemas.openxmlformats.org/officeDocument/2006/relationships" xmlns:v="urn:schemas-microsoft-com:vml" xmlns:w="http://schemas.openxmlformats.org/wordprocessingml/2006/main" xmlns:w10="urn:schemas-microsoft-com:office:word" xmlns:wp="http://schemas.openxmlformats.org/drawingml/2006/wordprocessingDrawing" xmlns:pic="http://schemas.openxmlformats.org/drawingml/2006/picture" xmlns:wps="http://schemas.microsoft.com/office/word/2010/wordprocessingShape" xmlns:wpg="http://schemas.microsoft.com/office/word/2010/wordprocessingGroup" xmlns:mc="http://schemas.openxmlformats.org/markup-compatibility/2006" xmlns:wp14="http://schemas.microsoft.com/office/word/2010/wordprocessingDrawing" xmlns:w14="http://schemas.microsoft.com/office/word/2010/wordml" xmlns:w15="http://schemas.microsoft.com/office/word/2012/wordml" mc:Ignorable="w14 wp14 w15">
   <w:body>
     <w:p>
       <w:pPr>
@@ -52,6 +52,7 @@
                     <a:prstGeom prst="rect">
                       <a:avLst/>
                     </a:prstGeom>
+                    <a:noFill/>
                   </pic:spPr>
                 </pic:pic>
               </a:graphicData>
@@ -185,7 +186,7 @@
                 <w:color w:val="222222"/>
                 <w:sz w:val="22"/>
               </w:rPr>
-              <w:t>0.2</w:t>
+              <w:t>0.3</w:t>
             </w:r>
           </w:p>
         </w:tc>
@@ -320,7 +321,7 @@
                 <w:color w:val="222222"/>
                 <w:sz w:val="22"/>
               </w:rPr>
-              <w:t>commit aefc719</w:t>
+              <w:t>commit 1a0e6b1e</w:t>
             </w:r>
           </w:p>
         </w:tc>
@@ -365,7 +366,7 @@
                 <w:color w:val="222222"/>
                 <w:sz w:val="22"/>
               </w:rPr>
-              <w:t>Agen OpenHands; audit dan koreksi: Claude</w:t>
+              <w:t>Agen OpenHands</w:t>
             </w:r>
           </w:p>
         </w:tc>
@@ -473,7 +474,7 @@
             </w:rPr>
             <w:fldChar w:fldCharType="separate"/>
           </w:r>
-          <w:hyperlink w:anchor="__RefHeading___Toc8062_4112327576">
+          <w:hyperlink w:anchor="__RefHeading___Toc8109_1932486647">
             <w:r>
               <w:rPr>
                 <w:webHidden/>
@@ -494,7 +495,7 @@
             </w:tabs>
             <w:rPr/>
           </w:pPr>
-          <w:hyperlink w:anchor="__RefHeading___Toc8064_4112327576">
+          <w:hyperlink w:anchor="__RefHeading___Toc8111_1932486647">
             <w:r>
               <w:rPr>
                 <w:webHidden/>
@@ -515,7 +516,7 @@
             </w:tabs>
             <w:rPr/>
           </w:pPr>
-          <w:hyperlink w:anchor="__RefHeading___Toc8066_4112327576">
+          <w:hyperlink w:anchor="__RefHeading___Toc8113_1932486647">
             <w:r>
               <w:rPr>
                 <w:webHidden/>
@@ -536,7 +537,7 @@
             </w:tabs>
             <w:rPr/>
           </w:pPr>
-          <w:hyperlink w:anchor="__RefHeading___Toc8068_4112327576">
+          <w:hyperlink w:anchor="__RefHeading___Toc8115_1932486647">
             <w:r>
               <w:rPr>
                 <w:webHidden/>
@@ -557,7 +558,7 @@
             </w:tabs>
             <w:rPr/>
           </w:pPr>
-          <w:hyperlink w:anchor="__RefHeading___Toc8070_4112327576">
+          <w:hyperlink w:anchor="__RefHeading___Toc8117_1932486647">
             <w:r>
               <w:rPr>
                 <w:webHidden/>
@@ -578,7 +579,7 @@
             </w:tabs>
             <w:rPr/>
           </w:pPr>
-          <w:hyperlink w:anchor="__RefHeading___Toc8072_4112327576">
+          <w:hyperlink w:anchor="__RefHeading___Toc8119_1932486647">
             <w:r>
               <w:rPr>
                 <w:webHidden/>
@@ -586,7 +587,7 @@
               </w:rPr>
               <w:t>1.3 Tujuan mutu utama</w:t>
               <w:tab/>
-              <w:t>4</w:t>
+              <w:t>5</w:t>
             </w:r>
           </w:hyperlink>
         </w:p>
@@ -599,7 +600,7 @@
             </w:tabs>
             <w:rPr/>
           </w:pPr>
-          <w:hyperlink w:anchor="__RefHeading___Toc8074_4112327576">
+          <w:hyperlink w:anchor="__RefHeading___Toc8121_1932486647">
             <w:r>
               <w:rPr>
                 <w:webHidden/>
@@ -620,7 +621,7 @@
             </w:tabs>
             <w:rPr/>
           </w:pPr>
-          <w:hyperlink w:anchor="__RefHeading___Toc8076_4112327576">
+          <w:hyperlink w:anchor="__RefHeading___Toc8123_1932486647">
             <w:r>
               <w:rPr>
                 <w:webHidden/>
@@ -641,7 +642,7 @@
             </w:tabs>
             <w:rPr/>
           </w:pPr>
-          <w:hyperlink w:anchor="__RefHeading___Toc8078_4112327576">
+          <w:hyperlink w:anchor="__RefHeading___Toc8125_1932486647">
             <w:r>
               <w:rPr>
                 <w:webHidden/>
@@ -662,7 +663,7 @@
             </w:tabs>
             <w:rPr/>
           </w:pPr>
-          <w:hyperlink w:anchor="__RefHeading___Toc8080_4112327576">
+          <w:hyperlink w:anchor="__RefHeading___Toc8127_1932486647">
             <w:r>
               <w:rPr>
                 <w:webHidden/>
@@ -683,7 +684,7 @@
             </w:tabs>
             <w:rPr/>
           </w:pPr>
-          <w:hyperlink w:anchor="__RefHeading___Toc8082_4112327576">
+          <w:hyperlink w:anchor="__RefHeading___Toc8129_1932486647">
             <w:r>
               <w:rPr>
                 <w:webHidden/>
@@ -704,7 +705,7 @@
             </w:tabs>
             <w:rPr/>
           </w:pPr>
-          <w:hyperlink w:anchor="__RefHeading___Toc8084_4112327576">
+          <w:hyperlink w:anchor="__RefHeading___Toc8131_1932486647">
             <w:r>
               <w:rPr>
                 <w:webHidden/>
@@ -725,7 +726,7 @@
             </w:tabs>
             <w:rPr/>
           </w:pPr>
-          <w:hyperlink w:anchor="__RefHeading___Toc8086_4112327576">
+          <w:hyperlink w:anchor="__RefHeading___Toc8133_1932486647">
             <w:r>
               <w:rPr>
                 <w:webHidden/>
@@ -746,7 +747,7 @@
             </w:tabs>
             <w:rPr/>
           </w:pPr>
-          <w:hyperlink w:anchor="__RefHeading___Toc8088_4112327576">
+          <w:hyperlink w:anchor="__RefHeading___Toc8135_1932486647">
             <w:r>
               <w:rPr>
                 <w:webHidden/>
@@ -767,7 +768,7 @@
             </w:tabs>
             <w:rPr/>
           </w:pPr>
-          <w:hyperlink w:anchor="__RefHeading___Toc8090_4112327576">
+          <w:hyperlink w:anchor="__RefHeading___Toc8137_1932486647">
             <w:r>
               <w:rPr>
                 <w:webHidden/>
@@ -788,7 +789,7 @@
             </w:tabs>
             <w:rPr/>
           </w:pPr>
-          <w:hyperlink w:anchor="__RefHeading___Toc8092_4112327576">
+          <w:hyperlink w:anchor="__RefHeading___Toc8139_1932486647">
             <w:r>
               <w:rPr>
                 <w:webHidden/>
@@ -809,7 +810,7 @@
             </w:tabs>
             <w:rPr/>
           </w:pPr>
-          <w:hyperlink w:anchor="__RefHeading___Toc8094_4112327576">
+          <w:hyperlink w:anchor="__RefHeading___Toc8141_1932486647">
             <w:r>
               <w:rPr>
                 <w:webHidden/>
@@ -830,7 +831,7 @@
             </w:tabs>
             <w:rPr/>
           </w:pPr>
-          <w:hyperlink w:anchor="__RefHeading___Toc8096_4112327576">
+          <w:hyperlink w:anchor="__RefHeading___Toc8143_1932486647">
             <w:r>
               <w:rPr>
                 <w:webHidden/>
@@ -851,7 +852,7 @@
             </w:tabs>
             <w:rPr/>
           </w:pPr>
-          <w:hyperlink w:anchor="__RefHeading___Toc8098_4112327576">
+          <w:hyperlink w:anchor="__RefHeading___Toc8145_1932486647">
             <w:r>
               <w:rPr>
                 <w:webHidden/>
@@ -872,7 +873,7 @@
             </w:tabs>
             <w:rPr/>
           </w:pPr>
-          <w:hyperlink w:anchor="__RefHeading___Toc8100_4112327576">
+          <w:hyperlink w:anchor="__RefHeading___Toc8147_1932486647">
             <w:r>
               <w:rPr>
                 <w:webHidden/>
@@ -893,7 +894,7 @@
             </w:tabs>
             <w:rPr/>
           </w:pPr>
-          <w:hyperlink w:anchor="__RefHeading___Toc8102_4112327576">
+          <w:hyperlink w:anchor="__RefHeading___Toc8149_1932486647">
             <w:r>
               <w:rPr>
                 <w:webHidden/>
@@ -914,7 +915,7 @@
             </w:tabs>
             <w:rPr/>
           </w:pPr>
-          <w:hyperlink w:anchor="__RefHeading___Toc8104_4112327576">
+          <w:hyperlink w:anchor="__RefHeading___Toc8151_1932486647">
             <w:r>
               <w:rPr>
                 <w:webHidden/>
@@ -935,7 +936,7 @@
             </w:tabs>
             <w:rPr/>
           </w:pPr>
-          <w:hyperlink w:anchor="__RefHeading___Toc8106_4112327576">
+          <w:hyperlink w:anchor="__RefHeading___Toc8153_1932486647">
             <w:r>
               <w:rPr>
                 <w:webHidden/>
@@ -956,7 +957,7 @@
             </w:tabs>
             <w:rPr/>
           </w:pPr>
-          <w:hyperlink w:anchor="__RefHeading___Toc8108_4112327576">
+          <w:hyperlink w:anchor="__RefHeading___Toc8155_1932486647">
             <w:r>
               <w:rPr>
                 <w:webHidden/>
@@ -977,7 +978,7 @@
             </w:tabs>
             <w:rPr/>
           </w:pPr>
-          <w:hyperlink w:anchor="__RefHeading___Toc8110_4112327576">
+          <w:hyperlink w:anchor="__RefHeading___Toc8157_1932486647">
             <w:r>
               <w:rPr>
                 <w:webHidden/>
@@ -998,7 +999,7 @@
             </w:tabs>
             <w:rPr/>
           </w:pPr>
-          <w:hyperlink w:anchor="__RefHeading___Toc8112_4112327576">
+          <w:hyperlink w:anchor="__RefHeading___Toc8159_1932486647">
             <w:r>
               <w:rPr>
                 <w:webHidden/>
@@ -1019,7 +1020,7 @@
             </w:tabs>
             <w:rPr/>
           </w:pPr>
-          <w:hyperlink w:anchor="__RefHeading___Toc8114_4112327576">
+          <w:hyperlink w:anchor="__RefHeading___Toc8161_1932486647">
             <w:r>
               <w:rPr>
                 <w:webHidden/>
@@ -1040,7 +1041,7 @@
             </w:tabs>
             <w:rPr/>
           </w:pPr>
-          <w:hyperlink w:anchor="__RefHeading___Toc8116_4112327576">
+          <w:hyperlink w:anchor="__RefHeading___Toc8163_1932486647">
             <w:r>
               <w:rPr>
                 <w:webHidden/>
@@ -1061,7 +1062,7 @@
             </w:tabs>
             <w:rPr/>
           </w:pPr>
-          <w:hyperlink w:anchor="__RefHeading___Toc8118_4112327576">
+          <w:hyperlink w:anchor="__RefHeading___Toc8165_1932486647">
             <w:r>
               <w:rPr>
                 <w:webHidden/>
@@ -1082,7 +1083,7 @@
             </w:tabs>
             <w:rPr/>
           </w:pPr>
-          <w:hyperlink w:anchor="__RefHeading___Toc8120_4112327576">
+          <w:hyperlink w:anchor="__RefHeading___Toc8167_1932486647">
             <w:r>
               <w:rPr>
                 <w:webHidden/>
@@ -1103,7 +1104,7 @@
             </w:tabs>
             <w:rPr/>
           </w:pPr>
-          <w:hyperlink w:anchor="__RefHeading___Toc8122_4112327576">
+          <w:hyperlink w:anchor="__RefHeading___Toc8169_1932486647">
             <w:r>
               <w:rPr>
                 <w:webHidden/>
@@ -1124,7 +1125,7 @@
             </w:tabs>
             <w:rPr/>
           </w:pPr>
-          <w:hyperlink w:anchor="__RefHeading___Toc8124_4112327576">
+          <w:hyperlink w:anchor="__RefHeading___Toc8171_1932486647">
             <w:r>
               <w:rPr>
                 <w:webHidden/>
@@ -1145,7 +1146,7 @@
             </w:tabs>
             <w:rPr/>
           </w:pPr>
-          <w:hyperlink w:anchor="__RefHeading___Toc8126_4112327576">
+          <w:hyperlink w:anchor="__RefHeading___Toc8173_1932486647">
             <w:r>
               <w:rPr>
                 <w:webHidden/>
@@ -1166,7 +1167,7 @@
             </w:tabs>
             <w:rPr/>
           </w:pPr>
-          <w:hyperlink w:anchor="__RefHeading___Toc8128_4112327576">
+          <w:hyperlink w:anchor="__RefHeading___Toc8175_1932486647">
             <w:r>
               <w:rPr>
                 <w:webHidden/>
@@ -1216,7 +1217,7 @@
         <w:spacing w:before="0" w:after="160"/>
         <w:rPr/>
       </w:pPr>
-      <w:bookmarkStart w:id="0" w:name="__RefHeading___Toc8062_4112327576"/>
+      <w:bookmarkStart w:id="0" w:name="__RefHeading___Toc8109_1932486647"/>
       <w:bookmarkStart w:id="1" w:name="riwayat-revisi"/>
       <w:bookmarkEnd w:id="0"/>
       <w:r>
@@ -1240,11 +1241,11 @@
         <w:tblLook w:val="0020" w:noHBand="0" w:noVBand="0" w:firstColumn="0" w:lastRow="0" w:lastColumn="0" w:firstRow="1"/>
       </w:tblPr>
       <w:tblGrid>
-        <w:gridCol w:w="1021"/>
-        <w:gridCol w:w="1020"/>
-        <w:gridCol w:w="2167"/>
-        <w:gridCol w:w="3141"/>
-        <w:gridCol w:w="1721"/>
+        <w:gridCol w:w="1005"/>
+        <w:gridCol w:w="1006"/>
+        <w:gridCol w:w="2671"/>
+        <w:gridCol w:w="2835"/>
+        <w:gridCol w:w="1553"/>
       </w:tblGrid>
       <w:tr>
         <w:trPr>
@@ -1253,7 +1254,7 @@
         </w:trPr>
         <w:tc>
           <w:tcPr>
-            <w:tcW w:w="1021" w:type="dxa"/>
+            <w:tcW w:w="1005" w:type="dxa"/>
             <w:tcBorders>
               <w:top w:val="single" w:sz="4" w:space="0" w:color="C9CED3"/>
               <w:left w:val="single" w:sz="4" w:space="0" w:color="C9CED3"/>
@@ -1291,7 +1292,7 @@
         </w:tc>
         <w:tc>
           <w:tcPr>
-            <w:tcW w:w="1020" w:type="dxa"/>
+            <w:tcW w:w="1006" w:type="dxa"/>
             <w:tcBorders>
               <w:top w:val="single" w:sz="4" w:space="0" w:color="C9CED3"/>
               <w:left w:val="single" w:sz="4" w:space="0" w:color="C9CED3"/>
@@ -1329,7 +1330,7 @@
         </w:tc>
         <w:tc>
           <w:tcPr>
-            <w:tcW w:w="2167" w:type="dxa"/>
+            <w:tcW w:w="2671" w:type="dxa"/>
             <w:tcBorders>
               <w:top w:val="single" w:sz="4" w:space="0" w:color="C9CED3"/>
               <w:left w:val="single" w:sz="4" w:space="0" w:color="C9CED3"/>
@@ -1367,7 +1368,7 @@
         </w:tc>
         <w:tc>
           <w:tcPr>
-            <w:tcW w:w="3141" w:type="dxa"/>
+            <w:tcW w:w="2835" w:type="dxa"/>
             <w:tcBorders>
               <w:top w:val="single" w:sz="4" w:space="0" w:color="C9CED3"/>
               <w:left w:val="single" w:sz="4" w:space="0" w:color="C9CED3"/>
@@ -1405,7 +1406,7 @@
         </w:tc>
         <w:tc>
           <w:tcPr>
-            <w:tcW w:w="1721" w:type="dxa"/>
+            <w:tcW w:w="1553" w:type="dxa"/>
             <w:tcBorders>
               <w:top w:val="single" w:sz="4" w:space="0" w:color="C9CED3"/>
               <w:left w:val="single" w:sz="4" w:space="0" w:color="C9CED3"/>
@@ -1448,7 +1449,7 @@
         </w:trPr>
         <w:tc>
           <w:tcPr>
-            <w:tcW w:w="1021" w:type="dxa"/>
+            <w:tcW w:w="1005" w:type="dxa"/>
             <w:tcBorders>
               <w:top w:val="single" w:sz="4" w:space="0" w:color="C9CED3"/>
               <w:left w:val="single" w:sz="4" w:space="0" w:color="C9CED3"/>
@@ -1482,7 +1483,7 @@
         </w:tc>
         <w:tc>
           <w:tcPr>
-            <w:tcW w:w="1020" w:type="dxa"/>
+            <w:tcW w:w="1006" w:type="dxa"/>
             <w:tcBorders>
               <w:top w:val="single" w:sz="4" w:space="0" w:color="C9CED3"/>
               <w:left w:val="single" w:sz="4" w:space="0" w:color="C9CED3"/>
@@ -1516,7 +1517,7 @@
         </w:tc>
         <w:tc>
           <w:tcPr>
-            <w:tcW w:w="2167" w:type="dxa"/>
+            <w:tcW w:w="2671" w:type="dxa"/>
             <w:tcBorders>
               <w:top w:val="single" w:sz="4" w:space="0" w:color="C9CED3"/>
               <w:left w:val="single" w:sz="4" w:space="0" w:color="C9CED3"/>
@@ -1560,7 +1561,7 @@
         </w:tc>
         <w:tc>
           <w:tcPr>
-            <w:tcW w:w="3141" w:type="dxa"/>
+            <w:tcW w:w="2835" w:type="dxa"/>
             <w:tcBorders>
               <w:top w:val="single" w:sz="4" w:space="0" w:color="C9CED3"/>
               <w:left w:val="single" w:sz="4" w:space="0" w:color="C9CED3"/>
@@ -1594,7 +1595,7 @@
         </w:tc>
         <w:tc>
           <w:tcPr>
-            <w:tcW w:w="1721" w:type="dxa"/>
+            <w:tcW w:w="1553" w:type="dxa"/>
             <w:tcBorders>
               <w:top w:val="single" w:sz="4" w:space="0" w:color="C9CED3"/>
               <w:left w:val="single" w:sz="4" w:space="0" w:color="C9CED3"/>
@@ -1633,7 +1634,7 @@
         </w:trPr>
         <w:tc>
           <w:tcPr>
-            <w:tcW w:w="1021" w:type="dxa"/>
+            <w:tcW w:w="1005" w:type="dxa"/>
             <w:tcBorders>
               <w:top w:val="single" w:sz="4" w:space="0" w:color="C9CED3"/>
               <w:left w:val="single" w:sz="4" w:space="0" w:color="C9CED3"/>
@@ -1667,7 +1668,7 @@
         </w:tc>
         <w:tc>
           <w:tcPr>
-            <w:tcW w:w="1020" w:type="dxa"/>
+            <w:tcW w:w="1006" w:type="dxa"/>
             <w:tcBorders>
               <w:top w:val="single" w:sz="4" w:space="0" w:color="C9CED3"/>
               <w:left w:val="single" w:sz="4" w:space="0" w:color="C9CED3"/>
@@ -1701,7 +1702,7 @@
         </w:tc>
         <w:tc>
           <w:tcPr>
-            <w:tcW w:w="2167" w:type="dxa"/>
+            <w:tcW w:w="2671" w:type="dxa"/>
             <w:tcBorders>
               <w:top w:val="single" w:sz="4" w:space="0" w:color="C9CED3"/>
               <w:left w:val="single" w:sz="4" w:space="0" w:color="C9CED3"/>
@@ -1773,7 +1774,7 @@
         </w:tc>
         <w:tc>
           <w:tcPr>
-            <w:tcW w:w="3141" w:type="dxa"/>
+            <w:tcW w:w="2835" w:type="dxa"/>
             <w:tcBorders>
               <w:top w:val="single" w:sz="4" w:space="0" w:color="C9CED3"/>
               <w:left w:val="single" w:sz="4" w:space="0" w:color="C9CED3"/>
@@ -1807,7 +1808,7 @@
         </w:tc>
         <w:tc>
           <w:tcPr>
-            <w:tcW w:w="1721" w:type="dxa"/>
+            <w:tcW w:w="1553" w:type="dxa"/>
             <w:tcBorders>
               <w:top w:val="single" w:sz="4" w:space="0" w:color="C9CED3"/>
               <w:left w:val="single" w:sz="4" w:space="0" w:color="C9CED3"/>
@@ -1836,6 +1837,271 @@
                 <w:lang w:val="en-US" w:eastAsia="en-US" w:bidi="ar-SA"/>
               </w:rPr>
               <w:t>Agen OpenHands; audit oleh Claude</w:t>
+            </w:r>
+          </w:p>
+        </w:tc>
+      </w:tr>
+      <w:tr>
+        <w:trPr>
+          <w:cantSplit w:val="true"/>
+        </w:trPr>
+        <w:tc>
+          <w:tcPr>
+            <w:tcW w:w="1005" w:type="dxa"/>
+            <w:tcBorders>
+              <w:top w:val="single" w:sz="4" w:space="0" w:color="C9CED3"/>
+              <w:left w:val="single" w:sz="4" w:space="0" w:color="C9CED3"/>
+              <w:bottom w:val="single" w:sz="4" w:space="0" w:color="C9CED3"/>
+              <w:right w:val="single" w:sz="4" w:space="0" w:color="C9CED3"/>
+            </w:tcBorders>
+          </w:tcPr>
+          <w:p>
+            <w:pPr>
+              <w:pStyle w:val="Compact"/>
+              <w:widowControl/>
+              <w:spacing w:before="20" w:after="20"/>
+              <w:jc w:val="left"/>
+              <w:rPr>
+                <w:kern w:val="0"/>
+                <w:szCs w:val="24"/>
+                <w:lang w:val="en-US" w:eastAsia="en-US" w:bidi="ar-SA"/>
+              </w:rPr>
+            </w:pPr>
+            <w:r>
+              <w:rPr>
+                <w:kern w:val="0"/>
+                <w:sz w:val="19"/>
+                <w:szCs w:val="24"/>
+                <w:lang w:val="en-US" w:eastAsia="en-US" w:bidi="ar-SA"/>
+              </w:rPr>
+              <w:t>0.3</w:t>
+            </w:r>
+          </w:p>
+        </w:tc>
+        <w:tc>
+          <w:tcPr>
+            <w:tcW w:w="1006" w:type="dxa"/>
+            <w:tcBorders>
+              <w:top w:val="single" w:sz="4" w:space="0" w:color="C9CED3"/>
+              <w:left w:val="single" w:sz="4" w:space="0" w:color="C9CED3"/>
+              <w:bottom w:val="single" w:sz="4" w:space="0" w:color="C9CED3"/>
+              <w:right w:val="single" w:sz="4" w:space="0" w:color="C9CED3"/>
+            </w:tcBorders>
+          </w:tcPr>
+          <w:p>
+            <w:pPr>
+              <w:pStyle w:val="Compact"/>
+              <w:widowControl/>
+              <w:spacing w:before="20" w:after="20"/>
+              <w:jc w:val="left"/>
+              <w:rPr>
+                <w:kern w:val="0"/>
+                <w:szCs w:val="24"/>
+                <w:lang w:val="en-US" w:eastAsia="en-US" w:bidi="ar-SA"/>
+              </w:rPr>
+            </w:pPr>
+            <w:r>
+              <w:rPr>
+                <w:kern w:val="0"/>
+                <w:sz w:val="19"/>
+                <w:szCs w:val="24"/>
+                <w:lang w:val="en-US" w:eastAsia="en-US" w:bidi="ar-SA"/>
+              </w:rPr>
+              <w:t>29 September 2026</w:t>
+            </w:r>
+          </w:p>
+        </w:tc>
+        <w:tc>
+          <w:tcPr>
+            <w:tcW w:w="2671" w:type="dxa"/>
+            <w:tcBorders>
+              <w:top w:val="single" w:sz="4" w:space="0" w:color="C9CED3"/>
+              <w:left w:val="single" w:sz="4" w:space="0" w:color="C9CED3"/>
+              <w:bottom w:val="single" w:sz="4" w:space="0" w:color="C9CED3"/>
+              <w:right w:val="single" w:sz="4" w:space="0" w:color="C9CED3"/>
+            </w:tcBorders>
+          </w:tcPr>
+          <w:p>
+            <w:pPr>
+              <w:pStyle w:val="Compact"/>
+              <w:widowControl/>
+              <w:spacing w:before="20" w:after="20"/>
+              <w:jc w:val="left"/>
+              <w:rPr>
+                <w:kern w:val="0"/>
+                <w:szCs w:val="24"/>
+                <w:lang w:val="en-US" w:eastAsia="en-US" w:bidi="ar-SA"/>
+              </w:rPr>
+            </w:pPr>
+            <w:r>
+              <w:rPr>
+                <w:kern w:val="0"/>
+                <w:sz w:val="19"/>
+                <w:szCs w:val="24"/>
+                <w:lang w:val="en-US" w:eastAsia="en-US" w:bidi="ar-SA"/>
+              </w:rPr>
+              <w:t xml:space="preserve">commit </w:t>
+            </w:r>
+            <w:r>
+              <w:rPr>
+                <w:rStyle w:val="VerbatimChar"/>
+                <w:kern w:val="0"/>
+                <w:sz w:val="19"/>
+                <w:szCs w:val="24"/>
+                <w:lang w:val="en-US" w:eastAsia="en-US" w:bidi="ar-SA"/>
+              </w:rPr>
+              <w:t>1a0e6b1e</w:t>
+            </w:r>
+            <w:r>
+              <w:rPr>
+                <w:kern w:val="0"/>
+                <w:sz w:val="19"/>
+                <w:szCs w:val="24"/>
+                <w:lang w:val="en-US" w:eastAsia="en-US" w:bidi="ar-SA"/>
+              </w:rPr>
+              <w:t xml:space="preserve"> (kode </w:t>
+            </w:r>
+            <w:r>
+              <w:rPr>
+                <w:rStyle w:val="VerbatimChar"/>
+                <w:kern w:val="0"/>
+                <w:sz w:val="19"/>
+                <w:szCs w:val="24"/>
+                <w:lang w:val="en-US" w:eastAsia="en-US" w:bidi="ar-SA"/>
+              </w:rPr>
+              <w:t>apps/</w:t>
+            </w:r>
+            <w:r>
+              <w:rPr>
+                <w:kern w:val="0"/>
+                <w:sz w:val="19"/>
+                <w:szCs w:val="24"/>
+                <w:lang w:val="en-US" w:eastAsia="en-US" w:bidi="ar-SA"/>
+              </w:rPr>
+              <w:t xml:space="preserve"> dan </w:t>
+            </w:r>
+            <w:r>
+              <w:rPr>
+                <w:rStyle w:val="VerbatimChar"/>
+                <w:kern w:val="0"/>
+                <w:sz w:val="19"/>
+                <w:szCs w:val="24"/>
+                <w:lang w:val="en-US" w:eastAsia="en-US" w:bidi="ar-SA"/>
+              </w:rPr>
+              <w:t>packages/</w:t>
+            </w:r>
+            <w:r>
+              <w:rPr>
+                <w:kern w:val="0"/>
+                <w:sz w:val="19"/>
+                <w:szCs w:val="24"/>
+                <w:lang w:val="en-US" w:eastAsia="en-US" w:bidi="ar-SA"/>
+              </w:rPr>
+              <w:t xml:space="preserve"> identik dengan </w:t>
+            </w:r>
+            <w:r>
+              <w:rPr>
+                <w:rStyle w:val="VerbatimChar"/>
+                <w:kern w:val="0"/>
+                <w:sz w:val="19"/>
+                <w:szCs w:val="24"/>
+                <w:lang w:val="en-US" w:eastAsia="en-US" w:bidi="ar-SA"/>
+              </w:rPr>
+              <w:t>aefc719</w:t>
+            </w:r>
+            <w:r>
+              <w:rPr>
+                <w:kern w:val="0"/>
+                <w:sz w:val="19"/>
+                <w:szCs w:val="24"/>
+                <w:lang w:val="en-US" w:eastAsia="en-US" w:bidi="ar-SA"/>
+              </w:rPr>
+              <w:t>)</w:t>
+            </w:r>
+          </w:p>
+        </w:tc>
+        <w:tc>
+          <w:tcPr>
+            <w:tcW w:w="2835" w:type="dxa"/>
+            <w:tcBorders>
+              <w:top w:val="single" w:sz="4" w:space="0" w:color="C9CED3"/>
+              <w:left w:val="single" w:sz="4" w:space="0" w:color="C9CED3"/>
+              <w:bottom w:val="single" w:sz="4" w:space="0" w:color="C9CED3"/>
+              <w:right w:val="single" w:sz="4" w:space="0" w:color="C9CED3"/>
+            </w:tcBorders>
+          </w:tcPr>
+          <w:p>
+            <w:pPr>
+              <w:pStyle w:val="Compact"/>
+              <w:widowControl/>
+              <w:spacing w:before="20" w:after="20"/>
+              <w:jc w:val="left"/>
+              <w:rPr>
+                <w:kern w:val="0"/>
+                <w:szCs w:val="24"/>
+                <w:lang w:val="en-US" w:eastAsia="en-US" w:bidi="ar-SA"/>
+              </w:rPr>
+            </w:pPr>
+            <w:r>
+              <w:rPr>
+                <w:kern w:val="0"/>
+                <w:sz w:val="19"/>
+                <w:szCs w:val="24"/>
+                <w:lang w:val="en-US" w:eastAsia="en-US" w:bidi="ar-SA"/>
+              </w:rPr>
+              <w:t xml:space="preserve">Diperiksa ulang dengan pemeriksa skill terbaru: baris keputusan </w:t>
+            </w:r>
+            <w:r>
+              <w:rPr>
+                <w:rStyle w:val="VerbatimChar"/>
+                <w:kern w:val="0"/>
+                <w:sz w:val="19"/>
+                <w:szCs w:val="24"/>
+                <w:lang w:val="en-US" w:eastAsia="en-US" w:bidi="ar-SA"/>
+              </w:rPr>
+              <w:t>dokumentasi-bergambar.md</w:t>
+            </w:r>
+            <w:r>
+              <w:rPr>
+                <w:kern w:val="0"/>
+                <w:sz w:val="19"/>
+                <w:szCs w:val="24"/>
+                <w:lang w:val="en-US" w:eastAsia="en-US" w:bidi="ar-SA"/>
+              </w:rPr>
+              <w:t xml:space="preserve"> ditambahkan ke bab 9; sebutan pekerjaan terjadwal dirapikan. Angka diukur ulang, tidak berubah</w:t>
+            </w:r>
+          </w:p>
+        </w:tc>
+        <w:tc>
+          <w:tcPr>
+            <w:tcW w:w="1553" w:type="dxa"/>
+            <w:tcBorders>
+              <w:top w:val="single" w:sz="4" w:space="0" w:color="C9CED3"/>
+              <w:left w:val="single" w:sz="4" w:space="0" w:color="C9CED3"/>
+              <w:bottom w:val="single" w:sz="4" w:space="0" w:color="C9CED3"/>
+              <w:right w:val="single" w:sz="4" w:space="0" w:color="C9CED3"/>
+            </w:tcBorders>
+          </w:tcPr>
+          <w:p>
+            <w:pPr>
+              <w:pStyle w:val="Compact"/>
+              <w:widowControl/>
+              <w:spacing w:before="20" w:after="20"/>
+              <w:jc w:val="left"/>
+              <w:rPr>
+                <w:kern w:val="0"/>
+                <w:szCs w:val="24"/>
+                <w:lang w:val="en-US" w:eastAsia="en-US" w:bidi="ar-SA"/>
+              </w:rPr>
+            </w:pPr>
+            <w:r>
+              <w:rPr>
+                <w:kern w:val="0"/>
+                <w:sz w:val="19"/>
+                <w:szCs w:val="24"/>
+                <w:lang w:val="en-US" w:eastAsia="en-US" w:bidi="ar-SA"/>
+              </w:rPr>
+              <w:t>Agen OpenHands</w:t>
             </w:r>
           </w:p>
         </w:tc>
@@ -1864,7 +2130,7 @@
         <w:pStyle w:val="Heading1"/>
         <w:rPr/>
       </w:pPr>
-      <w:bookmarkStart w:id="2" w:name="__RefHeading___Toc8064_4112327576"/>
+      <w:bookmarkStart w:id="2" w:name="__RefHeading___Toc8111_1932486647"/>
       <w:bookmarkStart w:id="3" w:name="ringkasan-eksekutif"/>
       <w:bookmarkEnd w:id="2"/>
       <w:r>
@@ -2100,7 +2366,7 @@
         <w:pStyle w:val="Heading1"/>
         <w:rPr/>
       </w:pPr>
-      <w:bookmarkStart w:id="4" w:name="__RefHeading___Toc8066_4112327576"/>
+      <w:bookmarkStart w:id="4" w:name="__RefHeading___Toc8113_1932486647"/>
       <w:bookmarkStart w:id="5" w:name="X9acd2d285b20489d285fb2605ccab9e8e7e2f1d"/>
       <w:bookmarkEnd w:id="4"/>
       <w:r>
@@ -2113,7 +2379,7 @@
         <w:pStyle w:val="Heading2"/>
         <w:rPr/>
       </w:pPr>
-      <w:bookmarkStart w:id="6" w:name="__RefHeading___Toc8068_4112327576"/>
+      <w:bookmarkStart w:id="6" w:name="__RefHeading___Toc8115_1932486647"/>
       <w:bookmarkStart w:id="7" w:name="X8f9a66464e8d62b0aa1fb7f007742f87c5b537b"/>
       <w:bookmarkEnd w:id="6"/>
       <w:r>
@@ -2138,7 +2404,7 @@
         <w:pStyle w:val="Heading2"/>
         <w:rPr/>
       </w:pPr>
-      <w:bookmarkStart w:id="9" w:name="__RefHeading___Toc8070_4112327576"/>
+      <w:bookmarkStart w:id="9" w:name="__RefHeading___Toc8117_1932486647"/>
       <w:bookmarkEnd w:id="9"/>
       <w:r>
         <w:rPr/>
@@ -3244,7 +3510,7 @@
         <w:pStyle w:val="Heading2"/>
         <w:rPr/>
       </w:pPr>
-      <w:bookmarkStart w:id="11" w:name="__RefHeading___Toc8072_4112327576"/>
+      <w:bookmarkStart w:id="11" w:name="__RefHeading___Toc8119_1932486647"/>
       <w:bookmarkEnd w:id="11"/>
       <w:r>
         <w:rPr/>
@@ -3391,7 +3657,7 @@
         <w:pStyle w:val="Heading2"/>
         <w:rPr/>
       </w:pPr>
-      <w:bookmarkStart w:id="12" w:name="__RefHeading___Toc8074_4112327576"/>
+      <w:bookmarkStart w:id="12" w:name="__RefHeading___Toc8121_1932486647"/>
       <w:bookmarkStart w:id="13" w:name="Xf36fea08fa79a9834527bfa0eabec23d8126cca"/>
       <w:bookmarkEnd w:id="12"/>
       <w:r>
@@ -3582,7 +3848,7 @@
         <w:pStyle w:val="Heading1"/>
         <w:rPr/>
       </w:pPr>
-      <w:bookmarkStart w:id="14" w:name="__RefHeading___Toc8076_4112327576"/>
+      <w:bookmarkStart w:id="14" w:name="__RefHeading___Toc8123_1932486647"/>
       <w:bookmarkEnd w:id="14"/>
       <w:r>
         <w:rPr/>
@@ -4406,7 +4672,7 @@
         <w:pStyle w:val="Heading1"/>
         <w:rPr/>
       </w:pPr>
-      <w:bookmarkStart w:id="16" w:name="__RefHeading___Toc8078_4112327576"/>
+      <w:bookmarkStart w:id="16" w:name="__RefHeading___Toc8125_1932486647"/>
       <w:bookmarkEnd w:id="16"/>
       <w:r>
         <w:rPr/>
@@ -4451,6 +4717,7 @@
                     <a:prstGeom prst="rect">
                       <a:avLst/>
                     </a:prstGeom>
+                    <a:noFill/>
                   </pic:spPr>
                 </pic:pic>
               </a:graphicData>
@@ -4487,7 +4754,7 @@
         <w:pStyle w:val="Heading2"/>
         <w:rPr/>
       </w:pPr>
-      <w:bookmarkStart w:id="17" w:name="__RefHeading___Toc8080_4112327576"/>
+      <w:bookmarkStart w:id="17" w:name="__RefHeading___Toc8127_1932486647"/>
       <w:bookmarkStart w:id="18" w:name="X171a576f3553a04bf4815fe604e81755728d44f"/>
       <w:bookmarkEnd w:id="17"/>
       <w:r>
@@ -4636,7 +4903,7 @@
         <w:pStyle w:val="Heading1"/>
         <w:rPr/>
       </w:pPr>
-      <w:bookmarkStart w:id="19" w:name="__RefHeading___Toc8082_4112327576"/>
+      <w:bookmarkStart w:id="19" w:name="__RefHeading___Toc8129_1932486647"/>
       <w:bookmarkEnd w:id="19"/>
       <w:r>
         <w:rPr/>
@@ -5564,7 +5831,7 @@
         <w:pStyle w:val="Heading1"/>
         <w:rPr/>
       </w:pPr>
-      <w:bookmarkStart w:id="21" w:name="__RefHeading___Toc8084_4112327576"/>
+      <w:bookmarkStart w:id="21" w:name="__RefHeading___Toc8131_1932486647"/>
       <w:bookmarkEnd w:id="21"/>
       <w:r>
         <w:rPr/>
@@ -5576,7 +5843,7 @@
         <w:pStyle w:val="Heading2"/>
         <w:rPr/>
       </w:pPr>
-      <w:bookmarkStart w:id="22" w:name="__RefHeading___Toc8086_4112327576"/>
+      <w:bookmarkStart w:id="22" w:name="__RefHeading___Toc8133_1932486647"/>
       <w:bookmarkStart w:id="23" w:name="Xde35132d40359876626b30943ef17bf8ca237f6"/>
       <w:bookmarkEnd w:id="22"/>
       <w:r>
@@ -5622,6 +5889,7 @@
                     <a:prstGeom prst="rect">
                       <a:avLst/>
                     </a:prstGeom>
+                    <a:noFill/>
                   </pic:spPr>
                 </pic:pic>
               </a:graphicData>
@@ -5739,7 +6007,7 @@
         <w:pStyle w:val="Heading2"/>
         <w:rPr/>
       </w:pPr>
-      <w:bookmarkStart w:id="24" w:name="__RefHeading___Toc8088_4112327576"/>
+      <w:bookmarkStart w:id="24" w:name="__RefHeading___Toc8135_1932486647"/>
       <w:bookmarkStart w:id="25" w:name="X67ebb63483dfc1ec7189a74b324eb75e137dd4a"/>
       <w:bookmarkEnd w:id="24"/>
       <w:r>
@@ -5785,6 +6053,7 @@
                     <a:prstGeom prst="rect">
                       <a:avLst/>
                     </a:prstGeom>
+                    <a:noFill/>
                   </pic:spPr>
                 </pic:pic>
               </a:graphicData>
@@ -5874,6 +6143,7 @@
                     <a:prstGeom prst="rect">
                       <a:avLst/>
                     </a:prstGeom>
+                    <a:noFill/>
                   </pic:spPr>
                 </pic:pic>
               </a:graphicData>
@@ -6005,7 +6275,7 @@
         <w:pStyle w:val="Heading2"/>
         <w:rPr/>
       </w:pPr>
-      <w:bookmarkStart w:id="26" w:name="__RefHeading___Toc8090_4112327576"/>
+      <w:bookmarkStart w:id="26" w:name="__RefHeading___Toc8137_1932486647"/>
       <w:bookmarkStart w:id="27" w:name="Xb54805756f9c209d466b4041fc1c343d5af1a2e"/>
       <w:bookmarkEnd w:id="26"/>
       <w:r>
@@ -9010,7 +9280,7 @@
         <w:pStyle w:val="Heading1"/>
         <w:rPr/>
       </w:pPr>
-      <w:bookmarkStart w:id="29" w:name="__RefHeading___Toc8092_4112327576"/>
+      <w:bookmarkStart w:id="29" w:name="__RefHeading___Toc8139_1932486647"/>
       <w:bookmarkStart w:id="30" w:name="X00eeade2502410049fe5b47d3553748df600103"/>
       <w:bookmarkEnd w:id="29"/>
       <w:r>
@@ -9043,7 +9313,7 @@
         <w:pStyle w:val="Heading2"/>
         <w:rPr/>
       </w:pPr>
-      <w:bookmarkStart w:id="31" w:name="__RefHeading___Toc8094_4112327576"/>
+      <w:bookmarkStart w:id="31" w:name="__RefHeading___Toc8141_1932486647"/>
       <w:bookmarkStart w:id="32" w:name="Xf8494465b8e5b68e1409a1142f4e40b2399df24"/>
       <w:bookmarkEnd w:id="31"/>
       <w:r>
@@ -9089,6 +9359,7 @@
                     <a:prstGeom prst="rect">
                       <a:avLst/>
                     </a:prstGeom>
+                    <a:noFill/>
                   </pic:spPr>
                 </pic:pic>
               </a:graphicData>
@@ -9216,7 +9487,7 @@
         <w:pStyle w:val="Heading2"/>
         <w:rPr/>
       </w:pPr>
-      <w:bookmarkStart w:id="33" w:name="__RefHeading___Toc8096_4112327576"/>
+      <w:bookmarkStart w:id="33" w:name="__RefHeading___Toc8143_1932486647"/>
       <w:bookmarkStart w:id="34" w:name="X27f0302cdc4ca356dd3e464357d1e247252fe80"/>
       <w:bookmarkEnd w:id="33"/>
       <w:r>
@@ -9262,6 +9533,7 @@
                     <a:prstGeom prst="rect">
                       <a:avLst/>
                     </a:prstGeom>
+                    <a:noFill/>
                   </pic:spPr>
                 </pic:pic>
               </a:graphicData>
@@ -9359,7 +9631,7 @@
         <w:pStyle w:val="Heading2"/>
         <w:rPr/>
       </w:pPr>
-      <w:bookmarkStart w:id="35" w:name="__RefHeading___Toc8098_4112327576"/>
+      <w:bookmarkStart w:id="35" w:name="__RefHeading___Toc8145_1932486647"/>
       <w:bookmarkStart w:id="36" w:name="Xb706a16ae21ce422a6549d2fd44d6597d021555"/>
       <w:bookmarkEnd w:id="35"/>
       <w:r>
@@ -9405,6 +9677,7 @@
                     <a:prstGeom prst="rect">
                       <a:avLst/>
                     </a:prstGeom>
+                    <a:noFill/>
                   </pic:spPr>
                 </pic:pic>
               </a:graphicData>
@@ -9452,7 +9725,7 @@
         <w:pStyle w:val="Heading2"/>
         <w:rPr/>
       </w:pPr>
-      <w:bookmarkStart w:id="37" w:name="__RefHeading___Toc8100_4112327576"/>
+      <w:bookmarkStart w:id="37" w:name="__RefHeading___Toc8147_1932486647"/>
       <w:bookmarkStart w:id="38" w:name="X9b9e6474b7beb9197ed2d8a7e7d63e5f0a08cc8"/>
       <w:bookmarkEnd w:id="37"/>
       <w:r>
@@ -9498,6 +9771,7 @@
                     <a:prstGeom prst="rect">
                       <a:avLst/>
                     </a:prstGeom>
+                    <a:noFill/>
                   </pic:spPr>
                 </pic:pic>
               </a:graphicData>
@@ -9616,7 +9890,7 @@
         <w:pStyle w:val="Heading2"/>
         <w:rPr/>
       </w:pPr>
-      <w:bookmarkStart w:id="39" w:name="__RefHeading___Toc8102_4112327576"/>
+      <w:bookmarkStart w:id="39" w:name="__RefHeading___Toc8149_1932486647"/>
       <w:bookmarkStart w:id="40" w:name="Xb068b78f800a0ac8faef535be335c572f4c7ea5"/>
       <w:bookmarkEnd w:id="39"/>
       <w:r>
@@ -9662,6 +9936,7 @@
                     <a:prstGeom prst="rect">
                       <a:avLst/>
                     </a:prstGeom>
+                    <a:noFill/>
                   </pic:spPr>
                 </pic:pic>
               </a:graphicData>
@@ -9740,7 +10015,7 @@
         <w:pStyle w:val="Heading2"/>
         <w:rPr/>
       </w:pPr>
-      <w:bookmarkStart w:id="41" w:name="__RefHeading___Toc8104_4112327576"/>
+      <w:bookmarkStart w:id="41" w:name="__RefHeading___Toc8151_1932486647"/>
       <w:bookmarkStart w:id="42" w:name="Xa1b3b60bcc0dbbd0e06ae8a658028a4d7ef475f"/>
       <w:bookmarkEnd w:id="41"/>
       <w:r>
@@ -11350,17 +11625,7 @@
       </w:pPr>
       <w:r>
         <w:rPr/>
-        <w:t xml:space="preserve">Berkas keempat belas, </w:t>
-      </w:r>
-      <w:r>
-        <w:rPr>
-          <w:rStyle w:val="VerbatimChar"/>
-        </w:rPr>
-        <w:t>asset-depreciation.job</w:t>
-      </w:r>
-      <w:r>
-        <w:rPr/>
-        <w:t xml:space="preserve"> (penyusutan aset bulanan), </w:t>
+        <w:t xml:space="preserve">Berkas keempat belas — penyusutan aset bulanan — </w:t>
       </w:r>
       <w:r>
         <w:rPr>
@@ -11439,7 +11704,7 @@
         <w:pStyle w:val="Heading1"/>
         <w:rPr/>
       </w:pPr>
-      <w:bookmarkStart w:id="43" w:name="__RefHeading___Toc8106_4112327576"/>
+      <w:bookmarkStart w:id="43" w:name="__RefHeading___Toc8153_1932486647"/>
       <w:bookmarkStart w:id="44" w:name="Xb0e450320cf425540c88b389522252307dbea5c"/>
       <w:bookmarkEnd w:id="43"/>
       <w:r>
@@ -11485,6 +11750,7 @@
                     <a:prstGeom prst="rect">
                       <a:avLst/>
                     </a:prstGeom>
+                    <a:noFill/>
                   </pic:spPr>
                 </pic:pic>
               </a:graphicData>
@@ -11581,7 +11847,7 @@
         <w:pStyle w:val="Heading2"/>
         <w:rPr/>
       </w:pPr>
-      <w:bookmarkStart w:id="45" w:name="__RefHeading___Toc8108_4112327576"/>
+      <w:bookmarkStart w:id="45" w:name="__RefHeading___Toc8155_1932486647"/>
       <w:bookmarkStart w:id="46" w:name="Xf35fcc1ebdb319cd3b82784cdfeb67dc8748504"/>
       <w:bookmarkEnd w:id="45"/>
       <w:r>
@@ -11657,7 +11923,7 @@
         <w:pStyle w:val="Heading1"/>
         <w:rPr/>
       </w:pPr>
-      <w:bookmarkStart w:id="47" w:name="__RefHeading___Toc8110_4112327576"/>
+      <w:bookmarkStart w:id="47" w:name="__RefHeading___Toc8157_1932486647"/>
       <w:bookmarkStart w:id="48" w:name="Xf13a82423c108ff374bab6b8e427e8b88ff7908"/>
       <w:bookmarkEnd w:id="47"/>
       <w:r>
@@ -12191,7 +12457,7 @@
         <w:pStyle w:val="Heading1"/>
         <w:rPr/>
       </w:pPr>
-      <w:bookmarkStart w:id="49" w:name="__RefHeading___Toc8112_4112327576"/>
+      <w:bookmarkStart w:id="49" w:name="__RefHeading___Toc8159_1932486647"/>
       <w:bookmarkEnd w:id="49"/>
       <w:r>
         <w:rPr/>
@@ -14750,6 +15016,111 @@
               </w:rPr>
               <w:t>public-site-photography.md</w:t>
             </w:r>
+          </w:p>
+        </w:tc>
+      </w:tr>
+      <w:tr>
+        <w:trPr>
+          <w:cantSplit w:val="true"/>
+        </w:trPr>
+        <w:tc>
+          <w:tcPr>
+            <w:tcW w:w="1722" w:type="dxa"/>
+            <w:tcBorders>
+              <w:top w:val="single" w:sz="4" w:space="0" w:color="C9CED3"/>
+              <w:left w:val="single" w:sz="4" w:space="0" w:color="C9CED3"/>
+              <w:bottom w:val="single" w:sz="4" w:space="0" w:color="C9CED3"/>
+              <w:right w:val="single" w:sz="4" w:space="0" w:color="C9CED3"/>
+            </w:tcBorders>
+          </w:tcPr>
+          <w:p>
+            <w:pPr>
+              <w:pStyle w:val="Compact"/>
+              <w:widowControl/>
+              <w:spacing w:before="20" w:after="20"/>
+              <w:jc w:val="left"/>
+              <w:rPr>
+                <w:kern w:val="0"/>
+                <w:szCs w:val="24"/>
+                <w:lang w:val="en-US" w:eastAsia="en-US" w:bidi="ar-SA"/>
+              </w:rPr>
+            </w:pPr>
+            <w:r>
+              <w:rPr>
+                <w:kern w:val="0"/>
+                <w:sz w:val="19"/>
+                <w:szCs w:val="24"/>
+                <w:lang w:val="en-US" w:eastAsia="en-US" w:bidi="ar-SA"/>
+              </w:rPr>
+              <w:t>Dokumentasi bergambar</w:t>
+            </w:r>
+          </w:p>
+        </w:tc>
+        <w:tc>
+          <w:tcPr>
+            <w:tcW w:w="3806" w:type="dxa"/>
+            <w:tcBorders>
+              <w:top w:val="single" w:sz="4" w:space="0" w:color="C9CED3"/>
+              <w:left w:val="single" w:sz="4" w:space="0" w:color="C9CED3"/>
+              <w:bottom w:val="single" w:sz="4" w:space="0" w:color="C9CED3"/>
+              <w:right w:val="single" w:sz="4" w:space="0" w:color="C9CED3"/>
+            </w:tcBorders>
+          </w:tcPr>
+          <w:p>
+            <w:pPr>
+              <w:pStyle w:val="Compact"/>
+              <w:widowControl/>
+              <w:spacing w:before="20" w:after="20"/>
+              <w:jc w:val="left"/>
+              <w:rPr>
+                <w:kern w:val="0"/>
+                <w:szCs w:val="24"/>
+                <w:lang w:val="en-US" w:eastAsia="en-US" w:bidi="ar-SA"/>
+              </w:rPr>
+            </w:pPr>
+            <w:r>
+              <w:rPr>
+                <w:kern w:val="0"/>
+                <w:sz w:val="19"/>
+                <w:szCs w:val="24"/>
+                <w:lang w:val="en-US" w:eastAsia="en-US" w:bidi="ar-SA"/>
+              </w:rPr>
+              <w:t>Dokumen dan tangkapan layar tetap dua skill dengan satu jalur kerja; hanya gambar yang tersemat di naskah masuk git.</w:t>
+            </w:r>
+          </w:p>
+        </w:tc>
+        <w:tc>
+          <w:tcPr>
+            <w:tcW w:w="3542" w:type="dxa"/>
+            <w:tcBorders>
+              <w:top w:val="single" w:sz="4" w:space="0" w:color="C9CED3"/>
+              <w:left w:val="single" w:sz="4" w:space="0" w:color="C9CED3"/>
+              <w:bottom w:val="single" w:sz="4" w:space="0" w:color="C9CED3"/>
+              <w:right w:val="single" w:sz="4" w:space="0" w:color="C9CED3"/>
+            </w:tcBorders>
+          </w:tcPr>
+          <w:p>
+            <w:pPr>
+              <w:pStyle w:val="Compact"/>
+              <w:widowControl/>
+              <w:spacing w:before="20" w:after="20"/>
+              <w:jc w:val="left"/>
+              <w:rPr>
+                <w:kern w:val="0"/>
+                <w:szCs w:val="24"/>
+                <w:lang w:val="en-US" w:eastAsia="en-US" w:bidi="ar-SA"/>
+              </w:rPr>
+            </w:pPr>
+            <w:r>
+              <w:rPr>
+                <w:rStyle w:val="VerbatimChar"/>
+                <w:kern w:val="0"/>
+                <w:sz w:val="19"/>
+                <w:szCs w:val="24"/>
+                <w:lang w:val="en-US" w:eastAsia="en-US" w:bidi="ar-SA"/>
+              </w:rPr>
+              <w:t>dokumentasi-bergambar.md</w:t>
+            </w:r>
             <w:bookmarkStart w:id="50" w:name="Xa1152cf1c7f881865bccf835330b72e5cf757e1"/>
             <w:bookmarkEnd w:id="50"/>
           </w:p>
@@ -14761,7 +15132,7 @@
         <w:pStyle w:val="Heading1"/>
         <w:rPr/>
       </w:pPr>
-      <w:bookmarkStart w:id="51" w:name="__RefHeading___Toc8114_4112327576"/>
+      <w:bookmarkStart w:id="51" w:name="__RefHeading___Toc8161_1932486647"/>
       <w:bookmarkEnd w:id="51"/>
       <w:r>
         <w:rPr/>
@@ -16469,7 +16840,7 @@
         <w:pStyle w:val="Heading1"/>
         <w:rPr/>
       </w:pPr>
-      <w:bookmarkStart w:id="52" w:name="__RefHeading___Toc8116_4112327576"/>
+      <w:bookmarkStart w:id="52" w:name="__RefHeading___Toc8163_1932486647"/>
       <w:bookmarkEnd w:id="52"/>
       <w:r>
         <w:rPr/>
@@ -18158,7 +18529,7 @@
         <w:pStyle w:val="Heading1"/>
         <w:rPr/>
       </w:pPr>
-      <w:bookmarkStart w:id="53" w:name="__RefHeading___Toc8118_4112327576"/>
+      <w:bookmarkStart w:id="53" w:name="__RefHeading___Toc8165_1932486647"/>
       <w:bookmarkEnd w:id="53"/>
       <w:r>
         <w:rPr/>
@@ -19882,7 +20253,7 @@
         <w:pStyle w:val="Heading1"/>
         <w:rPr/>
       </w:pPr>
-      <w:bookmarkStart w:id="54" w:name="__RefHeading___Toc8120_4112327576"/>
+      <w:bookmarkStart w:id="54" w:name="__RefHeading___Toc8167_1932486647"/>
       <w:bookmarkEnd w:id="54"/>
       <w:r>
         <w:rPr/>
@@ -36208,7 +36579,7 @@
         <w:pStyle w:val="Heading1"/>
         <w:rPr/>
       </w:pPr>
-      <w:bookmarkStart w:id="55" w:name="__RefHeading___Toc8122_4112327576"/>
+      <w:bookmarkStart w:id="55" w:name="__RefHeading___Toc8169_1932486647"/>
       <w:bookmarkStart w:id="56" w:name="lampiran-b--model-data-tingkat-ranah"/>
       <w:bookmarkEnd w:id="55"/>
       <w:r>
@@ -36275,6 +36646,7 @@
                     <a:prstGeom prst="rect">
                       <a:avLst/>
                     </a:prstGeom>
+                    <a:noFill/>
                   </pic:spPr>
                 </pic:pic>
               </a:graphicData>
@@ -36362,7 +36734,7 @@
         <w:pStyle w:val="Heading1"/>
         <w:rPr/>
       </w:pPr>
-      <w:bookmarkStart w:id="57" w:name="__RefHeading___Toc8124_4112327576"/>
+      <w:bookmarkStart w:id="57" w:name="__RefHeading___Toc8171_1932486647"/>
       <w:bookmarkEnd w:id="57"/>
       <w:r>
         <w:rPr/>
@@ -38639,7 +39011,7 @@
         <w:pStyle w:val="Heading1"/>
         <w:rPr/>
       </w:pPr>
-      <w:bookmarkStart w:id="59" w:name="__RefHeading___Toc8126_4112327576"/>
+      <w:bookmarkStart w:id="59" w:name="__RefHeading___Toc8173_1932486647"/>
       <w:bookmarkEnd w:id="59"/>
       <w:r>
         <w:rPr/>
@@ -38895,7 +39267,7 @@
         <w:pStyle w:val="Heading1"/>
         <w:rPr/>
       </w:pPr>
-      <w:bookmarkStart w:id="60" w:name="__RefHeading___Toc8128_4112327576"/>
+      <w:bookmarkStart w:id="60" w:name="__RefHeading___Toc8175_1932486647"/>
       <w:bookmarkEnd w:id="60"/>
       <w:r>
         <w:rPr/>
@@ -40520,7 +40892,7 @@
 </file>
 
 <file path=word/footer1.xml><?xml version="1.0" encoding="utf-8"?>
-<w:ftr xmlns:o="urn:schemas-microsoft-com:office:office" xmlns:r="http://schemas.openxmlformats.org/officeDocument/2006/relationships" xmlns:v="urn:schemas-microsoft-com:vml" xmlns:w="http://schemas.openxmlformats.org/wordprocessingml/2006/main" xmlns:w10="urn:schemas-microsoft-com:office:word" xmlns:wp="http://schemas.openxmlformats.org/drawingml/2006/wordprocessingDrawing" xmlns:wps="http://schemas.microsoft.com/office/word/2010/wordprocessingShape" xmlns:wpg="http://schemas.microsoft.com/office/word/2010/wordprocessingGroup" xmlns:mc="http://schemas.openxmlformats.org/markup-compatibility/2006" xmlns:wp14="http://schemas.microsoft.com/office/word/2010/wordprocessingDrawing" xmlns:w14="http://schemas.microsoft.com/office/word/2010/wordml" xmlns:w15="http://schemas.microsoft.com/office/word/2012/wordml" mc:Ignorable="w14 wp14 w15">
+<w:ftr xmlns:o="urn:schemas-microsoft-com:office:office" xmlns:r="http://schemas.openxmlformats.org/officeDocument/2006/relationships" xmlns:v="urn:schemas-microsoft-com:vml" xmlns:w="http://schemas.openxmlformats.org/wordprocessingml/2006/main" xmlns:w10="urn:schemas-microsoft-com:office:word" xmlns:wp="http://schemas.openxmlformats.org/drawingml/2006/wordprocessingDrawing" xmlns:pic="http://schemas.openxmlformats.org/drawingml/2006/picture" xmlns:wps="http://schemas.microsoft.com/office/word/2010/wordprocessingShape" xmlns:wpg="http://schemas.microsoft.com/office/word/2010/wordprocessingGroup" xmlns:mc="http://schemas.openxmlformats.org/markup-compatibility/2006" xmlns:wp14="http://schemas.microsoft.com/office/word/2010/wordprocessingDrawing" xmlns:w14="http://schemas.microsoft.com/office/word/2010/wordml" xmlns:w15="http://schemas.microsoft.com/office/word/2012/wordml" mc:Ignorable="w14 wp14 w15">
   <w:p>
     <w:pPr>
       <w:pStyle w:val="Footer"/>
@@ -40535,7 +40907,7 @@
 </file>
 
 <file path=word/footer2.xml><?xml version="1.0" encoding="utf-8"?>
-<w:ftr xmlns:o="urn:schemas-microsoft-com:office:office" xmlns:r="http://schemas.openxmlformats.org/officeDocument/2006/relationships" xmlns:v="urn:schemas-microsoft-com:vml" xmlns:w="http://schemas.openxmlformats.org/wordprocessingml/2006/main" xmlns:w10="urn:schemas-microsoft-com:office:word" xmlns:wp="http://schemas.openxmlformats.org/drawingml/2006/wordprocessingDrawing" xmlns:wps="http://schemas.microsoft.com/office/word/2010/wordprocessingShape" xmlns:wpg="http://schemas.microsoft.com/office/word/2010/wordprocessingGroup" xmlns:mc="http://schemas.openxmlformats.org/markup-compatibility/2006" xmlns:wp14="http://schemas.microsoft.com/office/word/2010/wordprocessingDrawing" xmlns:w14="http://schemas.microsoft.com/office/word/2010/wordml" xmlns:w15="http://schemas.microsoft.com/office/word/2012/wordml" mc:Ignorable="w14 wp14 w15">
+<w:ftr xmlns:o="urn:schemas-microsoft-com:office:office" xmlns:r="http://schemas.openxmlformats.org/officeDocument/2006/relationships" xmlns:v="urn:schemas-microsoft-com:vml" xmlns:w="http://schemas.openxmlformats.org/wordprocessingml/2006/main" xmlns:w10="urn:schemas-microsoft-com:office:word" xmlns:wp="http://schemas.openxmlformats.org/drawingml/2006/wordprocessingDrawing" xmlns:pic="http://schemas.openxmlformats.org/drawingml/2006/picture" xmlns:wps="http://schemas.microsoft.com/office/word/2010/wordprocessingShape" xmlns:wpg="http://schemas.microsoft.com/office/word/2010/wordprocessingGroup" xmlns:mc="http://schemas.openxmlformats.org/markup-compatibility/2006" xmlns:wp14="http://schemas.microsoft.com/office/word/2010/wordprocessingDrawing" xmlns:w14="http://schemas.microsoft.com/office/word/2010/wordml" xmlns:w15="http://schemas.microsoft.com/office/word/2012/wordml" mc:Ignorable="w14 wp14 w15">
   <w:p>
     <w:pPr>
       <w:pStyle w:val="Footer"/>
@@ -40548,7 +40920,7 @@
         <w:color w:val="777777"/>
         <w:sz w:val="17"/>
       </w:rPr>
-      <w:t xml:space="preserve">Yayasan Pesantren Cipansor · v0.2 · Halaman </w:t>
+      <w:t xml:space="preserve">Yayasan Pesantren Cipansor · v0.3 · Halaman </w:t>
     </w:r>
     <w:r>
       <w:rPr>
@@ -40632,7 +41004,7 @@
 </file>
 
 <file path=word/footer3.xml><?xml version="1.0" encoding="utf-8"?>
-<w:ftr xmlns:o="urn:schemas-microsoft-com:office:office" xmlns:r="http://schemas.openxmlformats.org/officeDocument/2006/relationships" xmlns:v="urn:schemas-microsoft-com:vml" xmlns:w="http://schemas.openxmlformats.org/wordprocessingml/2006/main" xmlns:w10="urn:schemas-microsoft-com:office:word" xmlns:wp="http://schemas.openxmlformats.org/drawingml/2006/wordprocessingDrawing" xmlns:wps="http://schemas.microsoft.com/office/word/2010/wordprocessingShape" xmlns:wpg="http://schemas.microsoft.com/office/word/2010/wordprocessingGroup" xmlns:mc="http://schemas.openxmlformats.org/markup-compatibility/2006" xmlns:wp14="http://schemas.microsoft.com/office/word/2010/wordprocessingDrawing" xmlns:w14="http://schemas.microsoft.com/office/word/2010/wordml" xmlns:w15="http://schemas.microsoft.com/office/word/2012/wordml" mc:Ignorable="w14 wp14 w15">
+<w:ftr xmlns:o="urn:schemas-microsoft-com:office:office" xmlns:r="http://schemas.openxmlformats.org/officeDocument/2006/relationships" xmlns:v="urn:schemas-microsoft-com:vml" xmlns:w="http://schemas.openxmlformats.org/wordprocessingml/2006/main" xmlns:w10="urn:schemas-microsoft-com:office:word" xmlns:wp="http://schemas.openxmlformats.org/drawingml/2006/wordprocessingDrawing" xmlns:pic="http://schemas.openxmlformats.org/drawingml/2006/picture" xmlns:wps="http://schemas.microsoft.com/office/word/2010/wordprocessingShape" xmlns:wpg="http://schemas.microsoft.com/office/word/2010/wordprocessingGroup" xmlns:mc="http://schemas.openxmlformats.org/markup-compatibility/2006" xmlns:wp14="http://schemas.microsoft.com/office/word/2010/wordprocessingDrawing" xmlns:w14="http://schemas.microsoft.com/office/word/2010/wordml" xmlns:w15="http://schemas.microsoft.com/office/word/2012/wordml" mc:Ignorable="w14 wp14 w15">
   <w:p>
     <w:pPr>
       <w:pStyle w:val="Footer"/>
@@ -40647,7 +41019,7 @@
 </file>
 
 <file path=word/header1.xml><?xml version="1.0" encoding="utf-8"?>
-<w:hdr xmlns:o="urn:schemas-microsoft-com:office:office" xmlns:r="http://schemas.openxmlformats.org/officeDocument/2006/relationships" xmlns:v="urn:schemas-microsoft-com:vml" xmlns:w="http://schemas.openxmlformats.org/wordprocessingml/2006/main" xmlns:w10="urn:schemas-microsoft-com:office:word" xmlns:wp="http://schemas.openxmlformats.org/drawingml/2006/wordprocessingDrawing" xmlns:wps="http://schemas.microsoft.com/office/word/2010/wordprocessingShape" xmlns:wpg="http://schemas.microsoft.com/office/word/2010/wordprocessingGroup" xmlns:mc="http://schemas.openxmlformats.org/markup-compatibility/2006" xmlns:wp14="http://schemas.microsoft.com/office/word/2010/wordprocessingDrawing" xmlns:w14="http://schemas.microsoft.com/office/word/2010/wordml" xmlns:w15="http://schemas.microsoft.com/office/word/2012/wordml" mc:Ignorable="w14 wp14 w15">
+<w:hdr xmlns:o="urn:schemas-microsoft-com:office:office" xmlns:r="http://schemas.openxmlformats.org/officeDocument/2006/relationships" xmlns:v="urn:schemas-microsoft-com:vml" xmlns:w="http://schemas.openxmlformats.org/wordprocessingml/2006/main" xmlns:w10="urn:schemas-microsoft-com:office:word" xmlns:wp="http://schemas.openxmlformats.org/drawingml/2006/wordprocessingDrawing" xmlns:pic="http://schemas.openxmlformats.org/drawingml/2006/picture" xmlns:wps="http://schemas.microsoft.com/office/word/2010/wordprocessingShape" xmlns:wpg="http://schemas.microsoft.com/office/word/2010/wordprocessingGroup" xmlns:mc="http://schemas.openxmlformats.org/markup-compatibility/2006" xmlns:wp14="http://schemas.microsoft.com/office/word/2010/wordprocessingDrawing" xmlns:w14="http://schemas.microsoft.com/office/word/2010/wordml" xmlns:w15="http://schemas.microsoft.com/office/word/2012/wordml" mc:Ignorable="w14 wp14 w15">
   <w:p>
     <w:pPr>
       <w:pStyle w:val="Header"/>
@@ -40662,7 +41034,7 @@
 </file>
 
 <file path=word/header2.xml><?xml version="1.0" encoding="utf-8"?>
-<w:hdr xmlns:o="urn:schemas-microsoft-com:office:office" xmlns:r="http://schemas.openxmlformats.org/officeDocument/2006/relationships" xmlns:v="urn:schemas-microsoft-com:vml" xmlns:w="http://schemas.openxmlformats.org/wordprocessingml/2006/main" xmlns:w10="urn:schemas-microsoft-com:office:word" xmlns:wp="http://schemas.openxmlformats.org/drawingml/2006/wordprocessingDrawing" xmlns:wps="http://schemas.microsoft.com/office/word/2010/wordprocessingShape" xmlns:wpg="http://schemas.microsoft.com/office/word/2010/wordprocessingGroup" xmlns:mc="http://schemas.openxmlformats.org/markup-compatibility/2006" xmlns:wp14="http://schemas.microsoft.com/office/word/2010/wordprocessingDrawing" xmlns:w14="http://schemas.microsoft.com/office/word/2010/wordml" xmlns:w15="http://schemas.microsoft.com/office/word/2012/wordml" mc:Ignorable="w14 wp14 w15">
+<w:hdr xmlns:o="urn:schemas-microsoft-com:office:office" xmlns:r="http://schemas.openxmlformats.org/officeDocument/2006/relationships" xmlns:v="urn:schemas-microsoft-com:vml" xmlns:w="http://schemas.openxmlformats.org/wordprocessingml/2006/main" xmlns:w10="urn:schemas-microsoft-com:office:word" xmlns:wp="http://schemas.openxmlformats.org/drawingml/2006/wordprocessingDrawing" xmlns:pic="http://schemas.openxmlformats.org/drawingml/2006/picture" xmlns:wps="http://schemas.microsoft.com/office/word/2010/wordprocessingShape" xmlns:wpg="http://schemas.microsoft.com/office/word/2010/wordprocessingGroup" xmlns:mc="http://schemas.openxmlformats.org/markup-compatibility/2006" xmlns:wp14="http://schemas.microsoft.com/office/word/2010/wordprocessingDrawing" xmlns:w14="http://schemas.microsoft.com/office/word/2010/wordml" xmlns:w15="http://schemas.microsoft.com/office/word/2012/wordml" mc:Ignorable="w14 wp14 w15">
   <w:p>
     <w:pPr>
       <w:pStyle w:val="Header"/>
@@ -40685,7 +41057,7 @@
 </file>
 
 <file path=word/header3.xml><?xml version="1.0" encoding="utf-8"?>
-<w:hdr xmlns:o="urn:schemas-microsoft-com:office:office" xmlns:r="http://schemas.openxmlformats.org/officeDocument/2006/relationships" xmlns:v="urn:schemas-microsoft-com:vml" xmlns:w="http://schemas.openxmlformats.org/wordprocessingml/2006/main" xmlns:w10="urn:schemas-microsoft-com:office:word" xmlns:wp="http://schemas.openxmlformats.org/drawingml/2006/wordprocessingDrawing" xmlns:wps="http://schemas.microsoft.com/office/word/2010/wordprocessingShape" xmlns:wpg="http://schemas.microsoft.com/office/word/2010/wordprocessingGroup" xmlns:mc="http://schemas.openxmlformats.org/markup-compatibility/2006" xmlns:wp14="http://schemas.microsoft.com/office/word/2010/wordprocessingDrawing" xmlns:w14="http://schemas.microsoft.com/office/word/2010/wordml" xmlns:w15="http://schemas.microsoft.com/office/word/2012/wordml" mc:Ignorable="w14 wp14 w15">
+<w:hdr xmlns:o="urn:schemas-microsoft-com:office:office" xmlns:r="http://schemas.openxmlformats.org/officeDocument/2006/relationships" xmlns:v="urn:schemas-microsoft-com:vml" xmlns:w="http://schemas.openxmlformats.org/wordprocessingml/2006/main" xmlns:w10="urn:schemas-microsoft-com:office:word" xmlns:wp="http://schemas.openxmlformats.org/drawingml/2006/wordprocessingDrawing" xmlns:pic="http://schemas.openxmlformats.org/drawingml/2006/picture" xmlns:wps="http://schemas.microsoft.com/office/word/2010/wordprocessingShape" xmlns:wpg="http://schemas.microsoft.com/office/word/2010/wordprocessingGroup" xmlns:mc="http://schemas.openxmlformats.org/markup-compatibility/2006" xmlns:wp14="http://schemas.microsoft.com/office/word/2010/wordprocessingDrawing" xmlns:w14="http://schemas.microsoft.com/office/word/2010/wordml" xmlns:w15="http://schemas.microsoft.com/office/word/2012/wordml" mc:Ignorable="w14 wp14 w15">
   <w:p>
     <w:pPr>
       <w:pStyle w:val="Header"/>
@@ -41604,7 +41976,7 @@
     </w:rPr>
   </w:style>
   <w:style w:type="paragraph" w:styleId="Heading1">
-    <w:name w:val="Heading 1"/>
+    <w:name w:val="heading 1"/>
     <w:basedOn w:val="Normal"/>
     <w:next w:val="BodyText"/>
     <w:uiPriority w:val="9"/>
@@ -41625,7 +41997,7 @@
     </w:rPr>
   </w:style>
   <w:style w:type="paragraph" w:styleId="Heading2">
-    <w:name w:val="Heading 2"/>
+    <w:name w:val="heading 2"/>
     <w:basedOn w:val="Normal"/>
     <w:next w:val="BodyText"/>
     <w:uiPriority w:val="9"/>
@@ -41647,7 +42019,7 @@
     </w:rPr>
   </w:style>
   <w:style w:type="paragraph" w:styleId="Heading3">
-    <w:name w:val="Heading 3"/>
+    <w:name w:val="heading 3"/>
     <w:basedOn w:val="Normal"/>
     <w:next w:val="BodyText"/>
     <w:uiPriority w:val="9"/>
@@ -41669,7 +42041,7 @@
     </w:rPr>
   </w:style>
   <w:style w:type="paragraph" w:styleId="Heading4">
-    <w:name w:val="Heading 4"/>
+    <w:name w:val="heading 4"/>
     <w:basedOn w:val="Normal"/>
     <w:next w:val="BodyText"/>
     <w:uiPriority w:val="9"/>
@@ -41692,7 +42064,7 @@
     </w:rPr>
   </w:style>
   <w:style w:type="paragraph" w:styleId="Heading5">
-    <w:name w:val="Heading 5"/>
+    <w:name w:val="heading 5"/>
     <w:basedOn w:val="Normal"/>
     <w:next w:val="BodyText"/>
     <w:uiPriority w:val="9"/>
@@ -41713,7 +42085,7 @@
     </w:rPr>
   </w:style>
   <w:style w:type="paragraph" w:styleId="Heading6">
-    <w:name w:val="Heading 6"/>
+    <w:name w:val="heading 6"/>
     <w:basedOn w:val="Normal"/>
     <w:next w:val="BodyText"/>
     <w:uiPriority w:val="9"/>
@@ -41733,7 +42105,7 @@
     </w:rPr>
   </w:style>
   <w:style w:type="paragraph" w:styleId="Heading7">
-    <w:name w:val="Heading 7"/>
+    <w:name w:val="heading 7"/>
     <w:basedOn w:val="Normal"/>
     <w:next w:val="BodyText"/>
     <w:uiPriority w:val="9"/>
@@ -41753,7 +42125,7 @@
     </w:rPr>
   </w:style>
   <w:style w:type="paragraph" w:styleId="Heading8">
-    <w:name w:val="Heading 8"/>
+    <w:name w:val="heading 8"/>
     <w:basedOn w:val="Normal"/>
     <w:next w:val="BodyText"/>
     <w:uiPriority w:val="9"/>
@@ -41773,7 +42145,7 @@
     </w:rPr>
   </w:style>
   <w:style w:type="paragraph" w:styleId="Heading9">
-    <w:name w:val="Heading 9"/>
+    <w:name w:val="heading 9"/>
     <w:basedOn w:val="Normal"/>
     <w:next w:val="BodyText"/>
     <w:uiPriority w:val="9"/>
@@ -41830,7 +42202,7 @@
     </w:rPr>
   </w:style>
   <w:style w:type="character" w:styleId="FootnoteReference">
-    <w:name w:val="Footnote Reference"/>
+    <w:name w:val="footnote reference"/>
     <w:rPr>
       <w:vertAlign w:val="superscript"/>
     </w:rPr>
@@ -42115,7 +42487,7 @@
       <w:spacing w:before="240" w:after="120"/>
     </w:pPr>
     <w:rPr>
-      <w:rFonts w:ascii="Liberation Sans" w:hAnsi="Liberation Sans" w:eastAsia="WenQuanYi Zen Hei" w:cs="FreeSans"/>
+      <w:rFonts w:ascii="Liberation Sans" w:hAnsi="Liberation Sans" w:eastAsia="DejaVu Sans" w:cs="DejaVu Sans"/>
       <w:sz w:val="28"/>
       <w:szCs w:val="28"/>
     </w:rPr>
@@ -42138,12 +42510,10 @@
     <w:name w:val="List"/>
     <w:basedOn w:val="BodyText"/>
     <w:pPr/>
-    <w:rPr>
-      <w:rFonts w:cs="FreeSans"/>
-    </w:rPr>
+    <w:rPr/>
   </w:style>
   <w:style w:type="paragraph" w:styleId="Caption">
-    <w:name w:val="Caption"/>
+    <w:name w:val="caption"/>
     <w:basedOn w:val="Normal"/>
     <w:link w:val="BodyTextChar"/>
     <w:qFormat/>
@@ -42161,9 +42531,7 @@
     <w:pPr>
       <w:suppressLineNumbers/>
     </w:pPr>
-    <w:rPr>
-      <w:rFonts w:cs="FreeSans"/>
-    </w:rPr>
+    <w:rPr/>
   </w:style>
   <w:style w:type="paragraph" w:styleId="FirstParagraph" w:customStyle="1">
     <w:name w:val="First Paragraph"/>
@@ -42334,13 +42702,34 @@
     </w:rPr>
   </w:style>
   <w:style w:type="paragraph" w:styleId="FootnoteText">
-    <w:name w:val="Footnote Text"/>
+    <w:name w:val="footnote text"/>
     <w:basedOn w:val="Normal"/>
     <w:uiPriority w:val="9"/>
     <w:unhideWhenUsed/>
     <w:qFormat/>
     <w:pPr/>
     <w:rPr/>
+  </w:style>
+  <w:style w:type="paragraph" w:styleId="FootnoteBlockText">
+    <w:name w:val="Footnote Block Text"/>
+    <w:uiPriority w:val="9"/>
+    <w:unhideWhenUsed/>
+    <w:qFormat/>
+    <w:pPr>
+      <w:widowControl/>
+      <w:bidi w:val="0"/>
+      <w:spacing w:before="100" w:after="100"/>
+      <w:ind w:hanging="0" w:left="480" w:right="480"/>
+      <w:jc w:val="left"/>
+    </w:pPr>
+    <w:rPr>
+      <w:rFonts w:ascii="Cambria" w:hAnsi="Cambria" w:eastAsia="Cambria" w:cs="" w:asciiTheme="minorHAnsi" w:cstheme="minorBidi" w:eastAsiaTheme="minorHAnsi" w:hAnsiTheme="minorHAnsi"/>
+      <w:color w:val="auto"/>
+      <w:kern w:val="0"/>
+      <w:sz w:val="24"/>
+      <w:szCs w:val="24"/>
+      <w:lang w:val="en-US" w:eastAsia="en-US" w:bidi="ar-SA"/>
+    </w:rPr>
   </w:style>
   <w:style w:type="paragraph" w:styleId="DefinitionTerm" w:customStyle="1">
     <w:name w:val="Definition Term"/>
@@ -42409,7 +42798,7 @@
     <w:rPr/>
   </w:style>
   <w:style w:type="paragraph" w:styleId="IndexHeading">
-    <w:name w:val="Index Heading"/>
+    <w:name w:val="index heading"/>
     <w:basedOn w:val="Heading"/>
     <w:pPr/>
     <w:rPr/>
@@ -42449,19 +42838,19 @@
     <w:rPr/>
   </w:style>
   <w:style w:type="paragraph" w:styleId="Header">
-    <w:name w:val="Header"/>
+    <w:name w:val="header"/>
     <w:basedOn w:val="HeaderandFooter"/>
     <w:pPr/>
     <w:rPr/>
   </w:style>
   <w:style w:type="paragraph" w:styleId="Footer">
-    <w:name w:val="Footer"/>
+    <w:name w:val="footer"/>
     <w:basedOn w:val="HeaderandFooter"/>
     <w:pPr/>
     <w:rPr/>
   </w:style>
   <w:style w:type="paragraph" w:styleId="TOC1">
-    <w:name w:val="TOC 1"/>
+    <w:name w:val="toc 1"/>
     <w:basedOn w:val="Index"/>
     <w:pPr>
       <w:tabs>
@@ -42474,7 +42863,7 @@
     <w:rPr/>
   </w:style>
   <w:style w:type="paragraph" w:styleId="TOC2">
-    <w:name w:val="TOC 2"/>
+    <w:name w:val="toc 2"/>
     <w:basedOn w:val="Index"/>
     <w:pPr>
       <w:tabs>
@@ -42487,7 +42876,7 @@
     <w:rPr/>
   </w:style>
   <w:style w:type="paragraph" w:styleId="TOC3">
-    <w:name w:val="TOC 3"/>
+    <w:name w:val="toc 3"/>
     <w:basedOn w:val="Index"/>
     <w:pPr>
       <w:tabs>
